--- a/nofos/bloom_nofos/word_export_assets/reference.docx
+++ b/nofos/bloom_nofos/word_export_assets/reference.docx
@@ -1187,6 +1187,7 @@
     <w:basedOn w:val="BodyTextChar"/>
     <w:rPr>
       <w:color w:val="4F81BD" w:themeColor="accent1"/>
+      <w:u w:val="single"/>
     </w:rPr>
   </w:style>
   <w:style w:type="paragraph" w:styleId="TOCHeading">
